--- a/DB_HotelComplex_Lunkova_23210.docx
+++ b/DB_HotelComplex_Lunkova_23210.docx
@@ -72340,15 +72340,12 @@
     </w:p>
     <w:p>
       <w:r>
-        <w:rPr>
-          <w:noProof/>
-        </w:rPr>
         <w:lastRenderedPageBreak/>
         <w:drawing>
-          <wp:inline distT="0" distB="0" distL="0" distR="0" wp14:anchorId="7162CCAB" wp14:editId="5D17F764">
-            <wp:extent cx="2959719" cy="2430102"/>
-            <wp:effectExtent l="0" t="0" r="0" b="8890"/>
-            <wp:docPr id="400136331" name="Рисунок 1"/>
+          <wp:inline distT="0" distB="0" distL="0" distR="0" wp14:anchorId="12090A43" wp14:editId="131F6ADC">
+            <wp:extent cx="3539463" cy="2917768"/>
+            <wp:effectExtent l="0" t="0" r="4445" b="0"/>
+            <wp:docPr id="1584880213" name="Рисунок 1"/>
             <wp:cNvGraphicFramePr>
               <a:graphicFrameLocks xmlns:a="http://schemas.openxmlformats.org/drawingml/2006/main" noChangeAspect="1"/>
             </wp:cNvGraphicFramePr>
@@ -72356,7 +72353,7 @@
               <a:graphicData uri="http://schemas.openxmlformats.org/drawingml/2006/picture">
                 <pic:pic xmlns:pic="http://schemas.openxmlformats.org/drawingml/2006/picture">
                   <pic:nvPicPr>
-                    <pic:cNvPr id="400136331" name=""/>
+                    <pic:cNvPr id="1584880213" name=""/>
                     <pic:cNvPicPr/>
                   </pic:nvPicPr>
                   <pic:blipFill>
@@ -72368,7 +72365,7 @@
                   <pic:spPr>
                     <a:xfrm>
                       <a:off x="0" y="0"/>
-                      <a:ext cx="2977028" cy="2444313"/>
+                      <a:ext cx="3544601" cy="2922004"/>
                     </a:xfrm>
                     <a:prstGeom prst="rect">
                       <a:avLst/>
@@ -72834,15 +72831,12 @@
         <w:jc w:val="left"/>
       </w:pPr>
       <w:r>
-        <w:rPr>
-          <w:noProof/>
-        </w:rPr>
         <w:lastRenderedPageBreak/>
         <w:drawing>
-          <wp:inline distT="0" distB="0" distL="0" distR="0" wp14:anchorId="53A0C355" wp14:editId="1150E2BB">
-            <wp:extent cx="4289755" cy="3928416"/>
-            <wp:effectExtent l="0" t="0" r="0" b="0"/>
-            <wp:docPr id="2139412604" name="Рисунок 1"/>
+          <wp:inline distT="0" distB="0" distL="0" distR="0" wp14:anchorId="1D6B49E9" wp14:editId="0D8300B8">
+            <wp:extent cx="3902632" cy="3624349"/>
+            <wp:effectExtent l="0" t="0" r="3175" b="0"/>
+            <wp:docPr id="2000843508" name="Рисунок 1"/>
             <wp:cNvGraphicFramePr>
               <a:graphicFrameLocks xmlns:a="http://schemas.openxmlformats.org/drawingml/2006/main" noChangeAspect="1"/>
             </wp:cNvGraphicFramePr>
@@ -72850,7 +72844,7 @@
               <a:graphicData uri="http://schemas.openxmlformats.org/drawingml/2006/picture">
                 <pic:pic xmlns:pic="http://schemas.openxmlformats.org/drawingml/2006/picture">
                   <pic:nvPicPr>
-                    <pic:cNvPr id="2139412604" name=""/>
+                    <pic:cNvPr id="2000843508" name=""/>
                     <pic:cNvPicPr/>
                   </pic:nvPicPr>
                   <pic:blipFill>
@@ -72862,7 +72856,7 @@
                   <pic:spPr>
                     <a:xfrm>
                       <a:off x="0" y="0"/>
-                      <a:ext cx="4293863" cy="3932178"/>
+                      <a:ext cx="3906501" cy="3627942"/>
                     </a:xfrm>
                     <a:prstGeom prst="rect">
                       <a:avLst/>
@@ -80769,6 +80763,7 @@
   <w:style w:type="character" w:default="1" w:styleId="a0">
     <w:name w:val="Default Paragraph Font"/>
     <w:uiPriority w:val="1"/>
+    <w:semiHidden/>
     <w:unhideWhenUsed/>
   </w:style>
   <w:style w:type="table" w:default="1" w:styleId="a1">
